--- a/courts/sixth-circuit/tennessee/state/supreme-court/petition-for-review/usage/OUTPUT-petition-for-review.docx
+++ b/courts/sixth-circuit/tennessee/state/supreme-court/petition-for-review/usage/OUTPUT-petition-for-review.docx
@@ -3666,7 +3666,7 @@
         <w:pStyle w:val="BodyTextNote"/>
       </w:pPr>
       <w:r>
-        <w:t xml:space="preserve">This Office regularly discusses and reviews cases with various law enforcement agencies within this jurisdiction in determining pre-arrest and pre- indictment charging decisions. During the course of this review, this Office may access and review records of the law enforcement agency. Typically, this Office does not retain those records. The brief temporary review of another agency’s records does not typically warrant such retention as a part of this Office’s function. This is not the type of activity envisioned by the legislature in the application of the [TPRA]. R. v. 1 at 13, 137, v. 2 at 197. 5</w:t>
+        <w:t xml:space="preserve">This Office regularly discusses and reviews cases with various law enforcement agencies within this jurisdiction in determining pre-arrest and pre- indictment charging decisions. During the course of this review, this Office may access and review records of the law enforcement agency. Typically, this Office does not retain those records. The brief temporary review of another agency’s records does not typically warrant such retention as a part of this Office’s function. This is not the type of activity envisioned by the legislature in the application of the [TPRA]. R. v. 1 at 13, 137, v. 2 at 197.</w:t>
       </w:r>
       <w:r>
         <w:rPr>
@@ -5414,7 +5414,7 @@
         <w:pStyle w:val="BodyText"/>
       </w:pPr>
       <w:r>
-        <w:t xml:space="preserve">Under the Court of Appeals’ decision, there is no requirement under Tennessee law that a government entity release video of a police officer possibly assaulting a restrained arrestee, like here; or video of corrections officers allegedly beating an inmate to death, like in the case of Gershun Freeman; 7 or video of a county official stealing government equipment, as hypothesized by Senator Herron in the excerpted legislative history cited by the Court of Appeals, Perrusquia, 2024 WL 1026395, at *9; or video of an attack on a public employee or official. There are untold other examples of incidents or acts of public safety or security or possible criminal activity that could occur in Tennessee government buildings that the public would have no right to access and view under the Court of Appeals’ decision. Such a result undeniably will impede public oversight and government accountability, which are significant issues of law and public interest with far-reaching implications. 7 The Sheriff refused to release the recordings related to Mr. Freeman’s death. Katherine Burgess, Shelby County Sheriff’s Office Won’t Release Video of ‘Altercation’ Before Inmate’s Death, Commercial Appeal (Feb. 16, 2023), https://​www.​commercialappeal.​com/​story/​news/​local/​2023/​02/​16/​sheriffs-​office-​wont-​release-​video-​of-​altercation-​leading -​to-inmates-death/69907576007/. Edited versions of the videos were eventually released by the investigating district attorney general. Lucas Finton, Footage From Jail Shows Officers Kneeling On Gershun Freeman’s Back For Almost 6 Minutes, Commercial Appeal (Mar. 2, 2023), https://​www.​commercialappeal.​com/​story/​news/​2023/​03/​02/​video-​released-​of-​shelby-​county-​jail-​officers-​beating-​inmate/​69964005007/​. The Sheriff claimed that the release by the investigating district attorney general was illegal. Bill Dries and Samuel Hardiman, Bonner Claims Freeman video Release Was Illegal And Politically Motivated, Daily Memphian (Sept. 21, 2023), https://​dailymemphian.​com/​article/​38633 /bonner-claims-freeman-video-release-was-illegal. In fact, a core concern of the legislators who added the first sentence of Tenn. Code Ann. § 10-⁠7-⁠504(m)⁠(1)⁠(E) was the potential for cover-ups of misconduct by government officials. On the floor of the Senate, Senator Herron, who co-sponsored the amending language to add “possible criminal activity” to the provision, explained that “what we want them to be able to do, indeed, is to film and to release information that would reveal possible criminal activity. We don’t want to [] cover up [for] folks, we don’t want to make that secret.” Hearing on HB0703 Before the Tennessee Senate, 106th Gen. Assembly, at 06:23–06:34 (June 16, 2009), available at https://​tnga.​granicus.​com/​player/​clip/​1683?​view_id=77&amp;met a_id=27778&amp;redirect=true. Similarly, the House sponsor explained that Amendment 1, which added the first part of the first sentence of what became Tenn. Code Ann. § 10-⁠7-⁠504(m)⁠(1)⁠(E), “clarifies it up, the press association and I agree totally . . . if any acts happen[] in the courthouse, we don’t want that to be private. That would be released on a video.” Hearing on HB0703 Before the Judiciary Committee, Tenn. House of Representatives, at 58:32–58:49 (Apr. 1, 2009), available at https://​tnga.​granicus.​com/​player/​clip/​925?​view_id=77&amp;meta_id=9310&amp;r edirect=true ; see also id. at 59:20–59:29 (“The amendment covers if there is a fight or an incident takes place that the press would be able to get that copy of the video footage . . . .”).</w:t>
+        <w:t xml:space="preserve">Under the Court of Appeals’ decision, there is no requirement under Tennessee law that a government entity release video of a police officer possibly assaulting a restrained arrestee, like here; or video of corrections officers allegedly beating an inmate to death, like in the case of Gershun Freeman; 7 or video of a county official stealing government equipment, as hypothesized by Senator Herron in the excerpted legislative history cited by the Court of Appeals, Perrusquia, 2024 WL 1026395, at *9; or video of an attack on a public employee or official. There are untold other examples of incidents or acts of public safety or security or possible criminal activity that could occur in Tennessee government buildings that the public would have no right to access and view under the Court of Appeals’ decision. Such a result undeniably will impede public oversight and government accountability, which are significant issues of law and public interest with far-reaching implications. 7 The Sheriff refused to release the recordings related to Mr. Freeman’s death. Katherine Burgess, Shelby County Sheriff’s Office Won’t Release Video of ‘Altercation’ Before Inmate’s Death, Commercial Appeal (Feb. 16, 2023), https://​www.​commercialappeal.​com/​story/​news/​local/​2023/​02/​16/​sheriffs-​office-​wont-​release-​video-​of-​altercation-​leading-​to-​inmates-​death/​69907576007/​. Edited versions of the videos were eventually released by the investigating district attorney general. Lucas Finton, Footage From Jail Shows Officers Kneeling On Gershun Freeman’s Back For Almost 6 Minutes, Commercial Appeal (Mar. 2, 2023), https://​www.​commercialappeal.​com/​story/​news/​2023/​03/​02/​video-​released-​of-​shelby-​county-​jail-​officers-​beating-​inmate/​69964005007/​. The Sheriff claimed that the release by the investigating district attorney general was illegal. Bill Dries and Samuel Hardiman, Bonner Claims Freeman video Release Was Illegal And Politically Motivated, Daily Memphian (Sept. 21, 2023), https://​dailymemphian.​com/​article/​38633/​bonner-​claims-​freeman-​video-​release-​was-​illegal. In fact, a core concern of the legislators who added the first sentence of Tenn. Code Ann. § 10-⁠7-⁠504(m)⁠(1)⁠(E) was the potential for cover-ups of misconduct by government officials. On the floor of the Senate, Senator Herron, who co-sponsored the amending language to add “possible criminal activity” to the provision, explained that “what we want them to be able to do, indeed, is to film and to release information that would reveal possible criminal activity. We don’t want to [] cover up [for] folks, we don’t want to make that secret.” Hearing on HB0703 Before the Tennessee Senate, 106th Gen. Assembly, at 06:23–06:34 (June 16, 2009), available at https://​tnga.​granicus.​com/​player/​clip/​1683?​view_id=77&amp;​meta_id=27778&amp;​redirect=true. Similarly, the House sponsor explained that Amendment 1, which added the first part of the first sentence of what became Tenn. Code Ann. § 10-⁠7-⁠504(m)⁠(1)⁠(E), “clarifies it up, the press association and I agree totally . . . if any acts happen[] in the courthouse, we don’t want that to be private. That would be released on a video.” Hearing on HB0703 Before the Judiciary Committee, Tenn. House of Representatives, at 58:32–58:49 (Apr. 1, 2009), available at https://​tnga.​granicus.​com/​player/​clip/​925?​view_id=77&amp;​meta_id=9310&amp;​redirect=true ; see also id. at 59:20–59:29 (“The amendment covers if there is a fight or an incident takes place that the press would be able to get that copy of the video footage . . . .”).</w:t>
       </w:r>
     </w:p>
     <w:p>
@@ -7638,7 +7638,7 @@
         <w:noBreakHyphen/>
       </w:r>
       <w:r>
-        <w:t xml:space="preserve">0, 106th Gen. Assembly (Tenn. 2009), available at http://​www.​capitol.​tn.​gov/​Bills/​106/​Amend/​HA0146 .pdf. Before the House Judiciary Committee, the House sponsor explained that the proposed carveout for an “incident involving public safety or security”, id, “clarifies it up, the press association and I agree totally … if any acts happens[sic] in the courthouse we don’t want that to be private and that would be released on a video.” Hearing on HB0703 Before the Judiciary Committee, supra, at 58:32–58:49. The House sponsor, in response to a question, was unequivocal that if enacted, “the amendment covers if there is a fight or an incident takes place that the press would be able to get that copy of the video footage … .” Id. at 59:20– 59:28.</w:t>
+        <w:t xml:space="preserve">0, 106th Gen. Assembly (Tenn. 2009), available at http://​www.​capitol.​tn.​gov/​Bills/​106/​Amend/​HA0146.​pdf. Before the House Judiciary Committee, the House sponsor explained that the proposed carveout for an “incident involving public safety or security”, id, “clarifies it up, the press association and I agree totally … if any acts happens[sic] in the courthouse we don’t want that to be private and that would be released on a video.” Hearing on HB0703 Before the Judiciary Committee, supra, at 58:32–58:49. The House sponsor, in response to a question, was unequivocal that if enacted, “the amendment covers if there is a fight or an incident takes place that the press would be able to get that copy of the video footage … .” Id. at 59:20– 59:28.</w:t>
       </w:r>
     </w:p>
     <w:p>
@@ -7652,7 +7652,7 @@
         <w:noBreakHyphen/>
       </w:r>
       <w:r>
-        <w:t xml:space="preserve">0, 106th Gen. Assembly (Tenn. 2009), available at http://​www.​capitol.​tn.​gov/​Bills/​106/​Amend/​SA0 497.pdf. On the floor of the Senate, the proponent of Amendment 1 to Amendment 1 explained: “what we want them to be able to do, indeed, is to film and to release information that would reveal possible criminal activity. We don’t want to [] cover up [for] folks, we don’t want to make that secret.” Hearing on HB0703 Before the Tennessee Senate, supra, at 6:23–6:34. In other words, the General Assembly was specifically concerned with the consequences of not permitting access, including the risk of granting government the discretion to withhold security footage and engage in cover-ups. The plain legislative intent was to require public access to segments of government surveillance footage that include acts or incidents involving public safety or security or possible criminal activity.</w:t>
+        <w:t xml:space="preserve">0, 106th Gen. Assembly (Tenn. 2009), available at http://​www.​capitol.​tn.​gov/​Bills/​106/​Amend/​SA0497.​pdf. On the floor of the Senate, the proponent of Amendment 1 to Amendment 1 explained: “what we want them to be able to do, indeed, is to film and to release information that would reveal possible criminal activity. We don’t want to [] cover up [for] folks, we don’t want to make that secret.” Hearing on HB0703 Before the Tennessee Senate, supra, at 6:23–6:34. In other words, the General Assembly was specifically concerned with the consequences of not permitting access, including the risk of granting government the discretion to withhold security footage and engage in cover-ups. The plain legislative intent was to require public access to segments of government surveillance footage that include acts or incidents involving public safety or security or possible criminal activity.</w:t>
       </w:r>
     </w:p>
     <w:p>
@@ -9682,7 +9682,7 @@
         <w:t xml:space="preserve"> </w:t>
       </w:r>
       <w:r>
-        <w:t xml:space="preserve">8,939.</w:t>
+        <w:t xml:space="preserve">8,932.</w:t>
       </w:r>
       <w:r>
         <w:t xml:space="preserve"> </w:t>
